--- a/templates/docx/04-participant-screener.docx
+++ b/templates/docx/04-participant-screener.docx
@@ -8,9 +8,9 @@
       </w:pPr>
       <w:r>
         <w:rPr>
-          <w:rFonts w:ascii="IBM Plex Sans" w:hAnsi="IBM Plex Sans"/>
+          <w:rFonts w:ascii="Public Sans" w:hAnsi="Public Sans"/>
           <w:b/>
-          <w:color w:val="0F62FE"/>
+          <w:color w:val="005EA2"/>
           <w:sz w:val="56"/>
         </w:rPr>
         <w:t>Participant screener</w:t>
@@ -20,14 +20,14 @@
       <w:pPr>
         <w:spacing w:after="120"/>
         <w:pBdr>
-          <w:bottom w:val="single" w:sz="8" w:space="6" w:color="0F62FE"/>
+          <w:bottom w:val="single" w:sz="8" w:space="6" w:color="005EA2"/>
         </w:pBdr>
       </w:pPr>
       <w:r>
         <w:rPr>
-          <w:rFonts w:ascii="IBM Plex Sans" w:hAnsi="IBM Plex Sans"/>
+          <w:rFonts w:ascii="Public Sans" w:hAnsi="Public Sans"/>
           <w:b/>
-          <w:color w:val="525252"/>
+          <w:color w:val="565C65"/>
           <w:sz w:val="32"/>
         </w:rPr>
         <w:t>Template</w:t>
@@ -39,8 +39,8 @@
       </w:pPr>
       <w:r>
         <w:rPr>
-          <w:rFonts w:ascii="IBM Plex Sans" w:hAnsi="IBM Plex Sans"/>
-          <w:color w:val="161616"/>
+          <w:rFonts w:ascii="Public Sans" w:hAnsi="Public Sans"/>
+          <w:color w:val="1B1B1B"/>
         </w:rPr>
         <w:t>The screener decides who gets into the study, which makes it the cheapest place to protect the findings. A wrong participant costs a session; a wrong screener costs the sample.</w:t>
       </w:r>
@@ -49,12 +49,12 @@
       <w:pPr>
         <w:spacing w:before="0" w:after="0"/>
         <w:ind w:left="216"/>
-        <w:shd w:val="clear" w:fill="F4F4F4"/>
+        <w:shd w:val="clear" w:fill="F0F0F0"/>
       </w:pPr>
       <w:r>
         <w:rPr>
-          <w:rFonts w:ascii="IBM Plex Mono" w:hAnsi="IBM Plex Mono"/>
-          <w:color w:val="161616"/>
+          <w:rFonts w:ascii="Roboto Mono" w:hAnsi="Roboto Mono"/>
+          <w:color w:val="1B1B1B"/>
           <w:sz w:val="17"/>
         </w:rPr>
         <w:t>SCREENER — [Study name]</w:t>
@@ -64,12 +64,12 @@
       <w:pPr>
         <w:spacing w:before="0" w:after="0"/>
         <w:ind w:left="216"/>
-        <w:shd w:val="clear" w:fill="F4F4F4"/>
+        <w:shd w:val="clear" w:fill="F0F0F0"/>
       </w:pPr>
       <w:r>
         <w:rPr>
-          <w:rFonts w:ascii="IBM Plex Mono" w:hAnsi="IBM Plex Mono"/>
-          <w:color w:val="161616"/>
+          <w:rFonts w:ascii="Roboto Mono" w:hAnsi="Roboto Mono"/>
+          <w:color w:val="1B1B1B"/>
           <w:sz w:val="17"/>
         </w:rPr>
         <w:t xml:space="preserve"> </w:t>
@@ -79,12 +79,12 @@
       <w:pPr>
         <w:spacing w:before="0" w:after="0"/>
         <w:ind w:left="216"/>
-        <w:shd w:val="clear" w:fill="F4F4F4"/>
+        <w:shd w:val="clear" w:fill="F0F0F0"/>
       </w:pPr>
       <w:r>
         <w:rPr>
-          <w:rFonts w:ascii="IBM Plex Mono" w:hAnsi="IBM Plex Mono"/>
-          <w:color w:val="161616"/>
+          <w:rFonts w:ascii="Roboto Mono" w:hAnsi="Roboto Mono"/>
+          <w:color w:val="1B1B1B"/>
           <w:sz w:val="17"/>
         </w:rPr>
         <w:t>Target profile:   [persona, product, role — from plan §8]</w:t>
@@ -94,12 +94,12 @@
       <w:pPr>
         <w:spacing w:before="0" w:after="0"/>
         <w:ind w:left="216"/>
-        <w:shd w:val="clear" w:fill="F4F4F4"/>
+        <w:shd w:val="clear" w:fill="F0F0F0"/>
       </w:pPr>
       <w:r>
         <w:rPr>
-          <w:rFonts w:ascii="IBM Plex Mono" w:hAnsi="IBM Plex Mono"/>
-          <w:color w:val="161616"/>
+          <w:rFonts w:ascii="Roboto Mono" w:hAnsi="Roboto Mono"/>
+          <w:color w:val="1B1B1B"/>
           <w:sz w:val="17"/>
         </w:rPr>
         <w:t>Target n:         [count, per segment if segmented]</w:t>
@@ -109,12 +109,12 @@
       <w:pPr>
         <w:spacing w:before="0" w:after="0"/>
         <w:ind w:left="216"/>
-        <w:shd w:val="clear" w:fill="F4F4F4"/>
+        <w:shd w:val="clear" w:fill="F0F0F0"/>
       </w:pPr>
       <w:r>
         <w:rPr>
-          <w:rFonts w:ascii="IBM Plex Mono" w:hAnsi="IBM Plex Mono"/>
-          <w:color w:val="161616"/>
+          <w:rFonts w:ascii="Roboto Mono" w:hAnsi="Roboto Mono"/>
+          <w:color w:val="1B1B1B"/>
           <w:sz w:val="17"/>
         </w:rPr>
         <w:t>Quotas:           [e.g., at least 4 operators, at most 2 on</w:t>
@@ -124,12 +124,12 @@
       <w:pPr>
         <w:spacing w:before="0" w:after="0"/>
         <w:ind w:left="216"/>
-        <w:shd w:val="clear" w:fill="F4F4F4"/>
+        <w:shd w:val="clear" w:fill="F0F0F0"/>
       </w:pPr>
       <w:r>
         <w:rPr>
-          <w:rFonts w:ascii="IBM Plex Mono" w:hAnsi="IBM Plex Mono"/>
-          <w:color w:val="161616"/>
+          <w:rFonts w:ascii="Roboto Mono" w:hAnsi="Roboto Mono"/>
+          <w:color w:val="1B1B1B"/>
           <w:sz w:val="17"/>
         </w:rPr>
         <w:t xml:space="preserve">                   [the simpler deployment type]]</w:t>
@@ -139,12 +139,12 @@
       <w:pPr>
         <w:spacing w:before="0" w:after="0"/>
         <w:ind w:left="216"/>
-        <w:shd w:val="clear" w:fill="F4F4F4"/>
+        <w:shd w:val="clear" w:fill="F0F0F0"/>
       </w:pPr>
       <w:r>
         <w:rPr>
-          <w:rFonts w:ascii="IBM Plex Mono" w:hAnsi="IBM Plex Mono"/>
-          <w:color w:val="161616"/>
+          <w:rFonts w:ascii="Roboto Mono" w:hAnsi="Roboto Mono"/>
+          <w:color w:val="1B1B1B"/>
           <w:sz w:val="17"/>
         </w:rPr>
         <w:t>Owner:            [who reviews responses and makes the call]</w:t>
@@ -163,8 +163,8 @@
       </w:pPr>
       <w:r>
         <w:rPr>
-          <w:rFonts w:ascii="IBM Plex Sans" w:hAnsi="IBM Plex Sans"/>
-          <w:color w:val="0F62FE"/>
+          <w:rFonts w:ascii="Public Sans" w:hAnsi="Public Sans"/>
+          <w:color w:val="005EA2"/>
         </w:rPr>
         <w:t>Qualification criteria</w:t>
       </w:r>
@@ -175,8 +175,8 @@
       </w:pPr>
       <w:r>
         <w:rPr>
-          <w:rFonts w:ascii="IBM Plex Sans" w:hAnsi="IBM Plex Sans"/>
-          <w:color w:val="161616"/>
+          <w:rFonts w:ascii="Public Sans" w:hAnsi="Public Sans"/>
+          <w:color w:val="1B1B1B"/>
         </w:rPr>
         <w:t>Two explicit lists, written before the questions. Every question below must serve one of these; delete any that serves neither.</w:t>
       </w:r>
@@ -188,16 +188,16 @@
       </w:pPr>
       <w:r>
         <w:rPr>
-          <w:rFonts w:ascii="IBM Plex Sans" w:hAnsi="IBM Plex Sans"/>
+          <w:rFonts w:ascii="Public Sans" w:hAnsi="Public Sans"/>
           <w:b/>
-          <w:color w:val="161616"/>
+          <w:color w:val="1B1B1B"/>
         </w:rPr>
         <w:t>Qualifies in:</w:t>
       </w:r>
       <w:r>
         <w:rPr>
-          <w:rFonts w:ascii="IBM Plex Sans" w:hAnsi="IBM Plex Sans"/>
-          <w:color w:val="161616"/>
+          <w:rFonts w:ascii="Public Sans" w:hAnsi="Public Sans"/>
+          <w:color w:val="1B1B1B"/>
         </w:rPr>
         <w:t xml:space="preserve"> [behaviors, responsibilities, and contexts that make someone the participant the study needs]</w:t>
       </w:r>
@@ -209,16 +209,16 @@
       </w:pPr>
       <w:r>
         <w:rPr>
-          <w:rFonts w:ascii="IBM Plex Sans" w:hAnsi="IBM Plex Sans"/>
+          <w:rFonts w:ascii="Public Sans" w:hAnsi="Public Sans"/>
           <w:b/>
-          <w:color w:val="161616"/>
+          <w:color w:val="1B1B1B"/>
         </w:rPr>
         <w:t>Qualifies out:</w:t>
       </w:r>
       <w:r>
         <w:rPr>
-          <w:rFonts w:ascii="IBM Plex Sans" w:hAnsi="IBM Plex Sans"/>
-          <w:color w:val="161616"/>
+          <w:rFonts w:ascii="Public Sans" w:hAnsi="Public Sans"/>
+          <w:color w:val="1B1B1B"/>
         </w:rPr>
         <w:t xml:space="preserve"> [disqualifiers: wrong role, no relevant recent experience, conflict of interest, participated in related study recently]</w:t>
       </w:r>
@@ -231,8 +231,8 @@
       </w:pPr>
       <w:r>
         <w:rPr>
-          <w:rFonts w:ascii="IBM Plex Sans" w:hAnsi="IBM Plex Sans"/>
-          <w:color w:val="0F62FE"/>
+          <w:rFonts w:ascii="Public Sans" w:hAnsi="Public Sans"/>
+          <w:color w:val="005EA2"/>
         </w:rPr>
         <w:t>Questions</w:t>
       </w:r>
@@ -243,8 +243,8 @@
       </w:pPr>
       <w:r>
         <w:rPr>
-          <w:rFonts w:ascii="IBM Plex Sans" w:hAnsi="IBM Plex Sans"/>
-          <w:color w:val="161616"/>
+          <w:rFonts w:ascii="Public Sans" w:hAnsi="Public Sans"/>
+          <w:color w:val="1B1B1B"/>
         </w:rPr>
         <w:t>Rules of craft:</w:t>
       </w:r>
@@ -260,16 +260,16 @@
       </w:pPr>
       <w:r>
         <w:rPr>
-          <w:rFonts w:ascii="IBM Plex Sans" w:hAnsi="IBM Plex Sans"/>
+          <w:rFonts w:ascii="Public Sans" w:hAnsi="Public Sans"/>
           <w:b/>
-          <w:color w:val="161616"/>
+          <w:color w:val="1B1B1B"/>
         </w:rPr>
         <w:t>Screen on behavior, not identity.</w:t>
       </w:r>
       <w:r>
         <w:rPr>
-          <w:rFonts w:ascii="IBM Plex Sans" w:hAnsi="IBM Plex Sans"/>
-          <w:color w:val="161616"/>
+          <w:rFonts w:ascii="Public Sans" w:hAnsi="Public Sans"/>
+          <w:color w:val="1B1B1B"/>
         </w:rPr>
         <w:t xml:space="preserve"> "In the last 6 months, have you set up [workflow] for a team?" beats "Are you a platform engineer?" Titles vary; behavior is what the study needs.</w:t>
       </w:r>
@@ -285,16 +285,16 @@
       </w:pPr>
       <w:r>
         <w:rPr>
-          <w:rFonts w:ascii="IBM Plex Sans" w:hAnsi="IBM Plex Sans"/>
+          <w:rFonts w:ascii="Public Sans" w:hAnsi="Public Sans"/>
           <w:b/>
-          <w:color w:val="161616"/>
+          <w:color w:val="1B1B1B"/>
         </w:rPr>
         <w:t>Never reveal the desired answer.</w:t>
       </w:r>
       <w:r>
         <w:rPr>
-          <w:rFonts w:ascii="IBM Plex Sans" w:hAnsi="IBM Plex Sans"/>
-          <w:color w:val="161616"/>
+          <w:rFonts w:ascii="Public Sans" w:hAnsi="Public Sans"/>
+          <w:color w:val="1B1B1B"/>
         </w:rPr>
         <w:t xml:space="preserve"> Multiple-choice options should make the qualifying answer indistinguishable from the others. If a candidate can guess what you want to hear, some will say it.</w:t>
       </w:r>
@@ -310,16 +310,16 @@
       </w:pPr>
       <w:r>
         <w:rPr>
-          <w:rFonts w:ascii="IBM Plex Sans" w:hAnsi="IBM Plex Sans"/>
+          <w:rFonts w:ascii="Public Sans" w:hAnsi="Public Sans"/>
           <w:b/>
-          <w:color w:val="161616"/>
+          <w:color w:val="1B1B1B"/>
         </w:rPr>
         <w:t>Bound the recall window.</w:t>
       </w:r>
       <w:r>
         <w:rPr>
-          <w:rFonts w:ascii="IBM Plex Sans" w:hAnsi="IBM Plex Sans"/>
-          <w:color w:val="161616"/>
+          <w:rFonts w:ascii="Public Sans" w:hAnsi="Public Sans"/>
+          <w:color w:val="1B1B1B"/>
         </w:rPr>
         <w:t xml:space="preserve"> "In the last 6 months" rather than "ever."</w:t>
       </w:r>
@@ -335,16 +335,16 @@
       </w:pPr>
       <w:r>
         <w:rPr>
-          <w:rFonts w:ascii="IBM Plex Sans" w:hAnsi="IBM Plex Sans"/>
+          <w:rFonts w:ascii="Public Sans" w:hAnsi="Public Sans"/>
           <w:b/>
-          <w:color w:val="161616"/>
+          <w:color w:val="1B1B1B"/>
         </w:rPr>
         <w:t>Collect it once.</w:t>
       </w:r>
       <w:r>
         <w:rPr>
-          <w:rFonts w:ascii="IBM Plex Sans" w:hAnsi="IBM Plex Sans"/>
-          <w:color w:val="161616"/>
+          <w:rFonts w:ascii="Public Sans" w:hAnsi="Public Sans"/>
+          <w:color w:val="1B1B1B"/>
         </w:rPr>
         <w:t xml:space="preserve"> Anything the screener captures does not get re-asked in the session (§4.6 item 19). Whatever the guide needs, hand it to the moderator via the tracker.</w:t>
       </w:r>
@@ -360,30 +360,30 @@
       </w:pPr>
       <w:r>
         <w:rPr>
-          <w:rFonts w:ascii="IBM Plex Sans" w:hAnsi="IBM Plex Sans"/>
+          <w:rFonts w:ascii="Public Sans" w:hAnsi="Public Sans"/>
           <w:b/>
-          <w:color w:val="161616"/>
+          <w:color w:val="1B1B1B"/>
         </w:rPr>
         <w:t>For SME recruitment</w:t>
       </w:r>
       <w:r>
         <w:rPr>
-          <w:rFonts w:ascii="IBM Plex Sans" w:hAnsi="IBM Plex Sans"/>
-          <w:color w:val="161616"/>
+          <w:rFonts w:ascii="Public Sans" w:hAnsi="Public Sans"/>
+          <w:color w:val="1B1B1B"/>
         </w:rPr>
         <w:t xml:space="preserve">, screen for role and task alignment with the actual user persona, not just industry. Findings from </w:t>
       </w:r>
       <w:r>
         <w:rPr>
-          <w:rFonts w:ascii="IBM Plex Mono" w:hAnsi="IBM Plex Mono"/>
-          <w:color w:val="161616"/>
+          <w:rFonts w:ascii="Roboto Mono" w:hAnsi="Roboto Mono"/>
+          <w:color w:val="1B1B1B"/>
         </w:rPr>
         <w:t>sme-external</w:t>
       </w:r>
       <w:r>
         <w:rPr>
-          <w:rFonts w:ascii="IBM Plex Sans" w:hAnsi="IBM Plex Sans"/>
-          <w:color w:val="161616"/>
+          <w:rFonts w:ascii="Public Sans" w:hAnsi="Public Sans"/>
+          <w:color w:val="1B1B1B"/>
         </w:rPr>
         <w:t xml:space="preserve"> participants are disclosed as such, so the alignment has to be real.</w:t>
       </w:r>
@@ -392,12 +392,12 @@
       <w:pPr>
         <w:spacing w:before="0" w:after="0"/>
         <w:ind w:left="216"/>
-        <w:shd w:val="clear" w:fill="F4F4F4"/>
+        <w:shd w:val="clear" w:fill="F0F0F0"/>
       </w:pPr>
       <w:r>
         <w:rPr>
-          <w:rFonts w:ascii="IBM Plex Mono" w:hAnsi="IBM Plex Mono"/>
-          <w:color w:val="161616"/>
+          <w:rFonts w:ascii="Roboto Mono" w:hAnsi="Roboto Mono"/>
+          <w:color w:val="1B1B1B"/>
           <w:sz w:val="17"/>
         </w:rPr>
         <w:t>Q1. [screening question]</w:t>
@@ -407,12 +407,12 @@
       <w:pPr>
         <w:spacing w:before="0" w:after="0"/>
         <w:ind w:left="216"/>
-        <w:shd w:val="clear" w:fill="F4F4F4"/>
+        <w:shd w:val="clear" w:fill="F0F0F0"/>
       </w:pPr>
       <w:r>
         <w:rPr>
-          <w:rFonts w:ascii="IBM Plex Mono" w:hAnsi="IBM Plex Mono"/>
-          <w:color w:val="161616"/>
+          <w:rFonts w:ascii="Roboto Mono" w:hAnsi="Roboto Mono"/>
+          <w:color w:val="1B1B1B"/>
           <w:sz w:val="17"/>
         </w:rPr>
         <w:t xml:space="preserve">    ( ) option — qualifies</w:t>
@@ -422,12 +422,12 @@
       <w:pPr>
         <w:spacing w:before="0" w:after="0"/>
         <w:ind w:left="216"/>
-        <w:shd w:val="clear" w:fill="F4F4F4"/>
+        <w:shd w:val="clear" w:fill="F0F0F0"/>
       </w:pPr>
       <w:r>
         <w:rPr>
-          <w:rFonts w:ascii="IBM Plex Mono" w:hAnsi="IBM Plex Mono"/>
-          <w:color w:val="161616"/>
+          <w:rFonts w:ascii="Roboto Mono" w:hAnsi="Roboto Mono"/>
+          <w:color w:val="1B1B1B"/>
           <w:sz w:val="17"/>
         </w:rPr>
         <w:t xml:space="preserve">    ( ) option — disqualifies</w:t>
@@ -437,12 +437,12 @@
       <w:pPr>
         <w:spacing w:before="0" w:after="0"/>
         <w:ind w:left="216"/>
-        <w:shd w:val="clear" w:fill="F4F4F4"/>
+        <w:shd w:val="clear" w:fill="F0F0F0"/>
       </w:pPr>
       <w:r>
         <w:rPr>
-          <w:rFonts w:ascii="IBM Plex Mono" w:hAnsi="IBM Plex Mono"/>
-          <w:color w:val="161616"/>
+          <w:rFonts w:ascii="Roboto Mono" w:hAnsi="Roboto Mono"/>
+          <w:color w:val="1B1B1B"/>
           <w:sz w:val="17"/>
         </w:rPr>
         <w:t xml:space="preserve">    ( ) option — disqualifies</w:t>
@@ -461,8 +461,8 @@
       </w:pPr>
       <w:r>
         <w:rPr>
-          <w:rFonts w:ascii="IBM Plex Sans" w:hAnsi="IBM Plex Sans"/>
-          <w:color w:val="0F62FE"/>
+          <w:rFonts w:ascii="Public Sans" w:hAnsi="Public Sans"/>
+          <w:color w:val="005EA2"/>
         </w:rPr>
         <w:t>Handling responses</w:t>
       </w:r>
@@ -474,8 +474,8 @@
       </w:pPr>
       <w:r>
         <w:rPr>
-          <w:rFonts w:ascii="IBM Plex Sans" w:hAnsi="IBM Plex Sans"/>
-          <w:color w:val="161616"/>
+          <w:rFonts w:ascii="Public Sans" w:hAnsi="Public Sans"/>
+          <w:color w:val="1B1B1B"/>
         </w:rPr>
         <w:t>Where responses are stored, who can see them, and the retention period (consistent with plan §14).</w:t>
       </w:r>
@@ -487,8 +487,8 @@
       </w:pPr>
       <w:r>
         <w:rPr>
-          <w:rFonts w:ascii="IBM Plex Sans" w:hAnsi="IBM Plex Sans"/>
-          <w:color w:val="161616"/>
+          <w:rFonts w:ascii="Public Sans" w:hAnsi="Public Sans"/>
+          <w:color w:val="1B1B1B"/>
         </w:rPr>
         <w:t>What disqualified candidates are told. Thank them; do not tell them why they did not qualify, which teaches future candidates the answers.</w:t>
       </w:r>
@@ -500,8 +500,8 @@
       </w:pPr>
       <w:r>
         <w:rPr>
-          <w:rFonts w:ascii="IBM Plex Sans" w:hAnsi="IBM Plex Sans"/>
-          <w:color w:val="161616"/>
+          <w:rFonts w:ascii="Public Sans" w:hAnsi="Public Sans"/>
+          <w:color w:val="1B1B1B"/>
         </w:rPr>
         <w:t>Qualified candidates go into the participant tracker with a P-ID assigned at entry. From this point on, the tracker is the only place identity and P-ID meet.</w:t>
       </w:r>
@@ -512,9 +512,9 @@
       </w:pPr>
       <w:r>
         <w:rPr>
-          <w:rFonts w:ascii="IBM Plex Sans" w:hAnsi="IBM Plex Sans"/>
+          <w:rFonts w:ascii="Public Sans" w:hAnsi="Public Sans"/>
           <w:i/>
-          <w:color w:val="161616"/>
+          <w:color w:val="1B1B1B"/>
         </w:rPr>
         <w:t>Part of the Dr. Morgan UX research suite.</w:t>
       </w:r>
@@ -542,9 +542,9 @@
     </w:pPr>
     <w:r>
       <w:rPr>
-        <w:rFonts w:ascii="IBM Plex Sans" w:hAnsi="IBM Plex Sans"/>
+        <w:rFonts w:ascii="Public Sans" w:hAnsi="Public Sans"/>
         <w:i/>
-        <w:color w:val="525252"/>
+        <w:color w:val="565C65"/>
         <w:sz w:val="18"/>
       </w:rPr>
       <w:t>Dr. Morgan UX research suite · template</w:t>
@@ -554,16 +554,16 @@
     </w:r>
     <w:r>
       <w:rPr>
-        <w:rFonts w:ascii="IBM Plex Sans" w:hAnsi="IBM Plex Sans"/>
-        <w:color w:val="525252"/>
+        <w:rFonts w:ascii="Public Sans" w:hAnsi="Public Sans"/>
+        <w:color w:val="565C65"/>
         <w:sz w:val="18"/>
       </w:rPr>
       <w:t xml:space="preserve">Page </w:t>
     </w:r>
     <w:r>
       <w:rPr>
-        <w:rFonts w:ascii="IBM Plex Sans" w:hAnsi="IBM Plex Sans"/>
-        <w:color w:val="525252"/>
+        <w:rFonts w:ascii="Public Sans" w:hAnsi="Public Sans"/>
+        <w:color w:val="565C65"/>
         <w:sz w:val="18"/>
       </w:rPr>
       <w:fldChar w:fldCharType="begin"/>
@@ -581,14 +581,14 @@
       <w:pStyle w:val="Header"/>
       <w:spacing w:after="0"/>
       <w:pBdr>
-        <w:bottom w:val="single" w:sz="4" w:space="4" w:color="0F62FE"/>
+        <w:bottom w:val="single" w:sz="4" w:space="4" w:color="005EA2"/>
       </w:pBdr>
     </w:pPr>
     <w:r>
       <w:rPr>
-        <w:rFonts w:ascii="IBM Plex Sans" w:hAnsi="IBM Plex Sans"/>
-        <w:b/>
-        <w:color w:val="0F62FE"/>
+        <w:rFonts w:ascii="Public Sans" w:hAnsi="Public Sans"/>
+        <w:b/>
+        <w:color w:val="005EA2"/>
         <w:sz w:val="18"/>
       </w:rPr>
       <w:t>UX Research</w:t>
@@ -979,8 +979,8 @@
       <w:spacing w:line="276" w:lineRule="auto"/>
     </w:pPr>
     <w:rPr>
-      <w:rFonts w:ascii="IBM Plex Sans" w:hAnsi="IBM Plex Sans"/>
-      <w:color w:val="161616"/>
+      <w:rFonts w:ascii="Public Sans" w:hAnsi="Public Sans"/>
+      <w:color w:val="1B1B1B"/>
       <w:sz w:val="22"/>
     </w:rPr>
   </w:style>

--- a/templates/docx/04-participant-screener.docx
+++ b/templates/docx/04-participant-screener.docx
@@ -10,7 +10,7 @@
         <w:rPr>
           <w:rFonts w:ascii="Public Sans" w:hAnsi="Public Sans"/>
           <w:b/>
-          <w:color w:val="005EA2"/>
+          <w:color w:val="002436"/>
           <w:sz w:val="56"/>
         </w:rPr>
         <w:t>Participant screener</w:t>
@@ -20,14 +20,14 @@
       <w:pPr>
         <w:spacing w:after="120"/>
         <w:pBdr>
-          <w:bottom w:val="single" w:sz="8" w:space="6" w:color="005EA2"/>
+          <w:bottom w:val="single" w:sz="8" w:space="6" w:color="002436"/>
         </w:pBdr>
       </w:pPr>
       <w:r>
         <w:rPr>
           <w:rFonts w:ascii="Public Sans" w:hAnsi="Public Sans"/>
           <w:b/>
-          <w:color w:val="565C65"/>
+          <w:color w:val="00537E"/>
           <w:sz w:val="32"/>
         </w:rPr>
         <w:t>Template</w:t>
@@ -40,7 +40,7 @@
       <w:r>
         <w:rPr>
           <w:rFonts w:ascii="Public Sans" w:hAnsi="Public Sans"/>
-          <w:color w:val="1B1B1B"/>
+          <w:color w:val="1F2A30"/>
         </w:rPr>
         <w:t>The screener decides who gets into the study, which makes it the cheapest place to protect the findings. A wrong participant costs a session; a wrong screener costs the sample.</w:t>
       </w:r>
@@ -49,12 +49,12 @@
       <w:pPr>
         <w:spacing w:before="0" w:after="0"/>
         <w:ind w:left="216"/>
-        <w:shd w:val="clear" w:fill="F0F0F0"/>
+        <w:shd w:val="clear" w:fill="F0F3F4"/>
       </w:pPr>
       <w:r>
         <w:rPr>
           <w:rFonts w:ascii="Roboto Mono" w:hAnsi="Roboto Mono"/>
-          <w:color w:val="1B1B1B"/>
+          <w:color w:val="1F2A30"/>
           <w:sz w:val="17"/>
         </w:rPr>
         <w:t>SCREENER — [Study name]</w:t>
@@ -64,12 +64,12 @@
       <w:pPr>
         <w:spacing w:before="0" w:after="0"/>
         <w:ind w:left="216"/>
-        <w:shd w:val="clear" w:fill="F0F0F0"/>
+        <w:shd w:val="clear" w:fill="F0F3F4"/>
       </w:pPr>
       <w:r>
         <w:rPr>
           <w:rFonts w:ascii="Roboto Mono" w:hAnsi="Roboto Mono"/>
-          <w:color w:val="1B1B1B"/>
+          <w:color w:val="1F2A30"/>
           <w:sz w:val="17"/>
         </w:rPr>
         <w:t xml:space="preserve"> </w:t>
@@ -79,12 +79,12 @@
       <w:pPr>
         <w:spacing w:before="0" w:after="0"/>
         <w:ind w:left="216"/>
-        <w:shd w:val="clear" w:fill="F0F0F0"/>
+        <w:shd w:val="clear" w:fill="F0F3F4"/>
       </w:pPr>
       <w:r>
         <w:rPr>
           <w:rFonts w:ascii="Roboto Mono" w:hAnsi="Roboto Mono"/>
-          <w:color w:val="1B1B1B"/>
+          <w:color w:val="1F2A30"/>
           <w:sz w:val="17"/>
         </w:rPr>
         <w:t>Target profile:   [persona, product, role — from plan §8]</w:t>
@@ -94,12 +94,12 @@
       <w:pPr>
         <w:spacing w:before="0" w:after="0"/>
         <w:ind w:left="216"/>
-        <w:shd w:val="clear" w:fill="F0F0F0"/>
+        <w:shd w:val="clear" w:fill="F0F3F4"/>
       </w:pPr>
       <w:r>
         <w:rPr>
           <w:rFonts w:ascii="Roboto Mono" w:hAnsi="Roboto Mono"/>
-          <w:color w:val="1B1B1B"/>
+          <w:color w:val="1F2A30"/>
           <w:sz w:val="17"/>
         </w:rPr>
         <w:t>Target n:         [count, per segment if segmented]</w:t>
@@ -109,12 +109,12 @@
       <w:pPr>
         <w:spacing w:before="0" w:after="0"/>
         <w:ind w:left="216"/>
-        <w:shd w:val="clear" w:fill="F0F0F0"/>
+        <w:shd w:val="clear" w:fill="F0F3F4"/>
       </w:pPr>
       <w:r>
         <w:rPr>
           <w:rFonts w:ascii="Roboto Mono" w:hAnsi="Roboto Mono"/>
-          <w:color w:val="1B1B1B"/>
+          <w:color w:val="1F2A30"/>
           <w:sz w:val="17"/>
         </w:rPr>
         <w:t>Quotas:           [e.g., at least 4 operators, at most 2 on</w:t>
@@ -124,12 +124,12 @@
       <w:pPr>
         <w:spacing w:before="0" w:after="0"/>
         <w:ind w:left="216"/>
-        <w:shd w:val="clear" w:fill="F0F0F0"/>
+        <w:shd w:val="clear" w:fill="F0F3F4"/>
       </w:pPr>
       <w:r>
         <w:rPr>
           <w:rFonts w:ascii="Roboto Mono" w:hAnsi="Roboto Mono"/>
-          <w:color w:val="1B1B1B"/>
+          <w:color w:val="1F2A30"/>
           <w:sz w:val="17"/>
         </w:rPr>
         <w:t xml:space="preserve">                   [the simpler deployment type]]</w:t>
@@ -139,12 +139,12 @@
       <w:pPr>
         <w:spacing w:before="0" w:after="0"/>
         <w:ind w:left="216"/>
-        <w:shd w:val="clear" w:fill="F0F0F0"/>
+        <w:shd w:val="clear" w:fill="F0F3F4"/>
       </w:pPr>
       <w:r>
         <w:rPr>
           <w:rFonts w:ascii="Roboto Mono" w:hAnsi="Roboto Mono"/>
-          <w:color w:val="1B1B1B"/>
+          <w:color w:val="1F2A30"/>
           <w:sz w:val="17"/>
         </w:rPr>
         <w:t>Owner:            [who reviews responses and makes the call]</w:t>
@@ -164,7 +164,7 @@
       <w:r>
         <w:rPr>
           <w:rFonts w:ascii="Public Sans" w:hAnsi="Public Sans"/>
-          <w:color w:val="005EA2"/>
+          <w:color w:val="002436"/>
         </w:rPr>
         <w:t>Qualification criteria</w:t>
       </w:r>
@@ -176,7 +176,7 @@
       <w:r>
         <w:rPr>
           <w:rFonts w:ascii="Public Sans" w:hAnsi="Public Sans"/>
-          <w:color w:val="1B1B1B"/>
+          <w:color w:val="1F2A30"/>
         </w:rPr>
         <w:t>Two explicit lists, written before the questions. Every question below must serve one of these; delete any that serves neither.</w:t>
       </w:r>
@@ -190,14 +190,14 @@
         <w:rPr>
           <w:rFonts w:ascii="Public Sans" w:hAnsi="Public Sans"/>
           <w:b/>
-          <w:color w:val="1B1B1B"/>
+          <w:color w:val="1F2A30"/>
         </w:rPr>
         <w:t>Qualifies in:</w:t>
       </w:r>
       <w:r>
         <w:rPr>
           <w:rFonts w:ascii="Public Sans" w:hAnsi="Public Sans"/>
-          <w:color w:val="1B1B1B"/>
+          <w:color w:val="1F2A30"/>
         </w:rPr>
         <w:t xml:space="preserve"> [behaviors, responsibilities, and contexts that make someone the participant the study needs]</w:t>
       </w:r>
@@ -211,14 +211,14 @@
         <w:rPr>
           <w:rFonts w:ascii="Public Sans" w:hAnsi="Public Sans"/>
           <w:b/>
-          <w:color w:val="1B1B1B"/>
+          <w:color w:val="1F2A30"/>
         </w:rPr>
         <w:t>Qualifies out:</w:t>
       </w:r>
       <w:r>
         <w:rPr>
           <w:rFonts w:ascii="Public Sans" w:hAnsi="Public Sans"/>
-          <w:color w:val="1B1B1B"/>
+          <w:color w:val="1F2A30"/>
         </w:rPr>
         <w:t xml:space="preserve"> [disqualifiers: wrong role, no relevant recent experience, conflict of interest, participated in related study recently]</w:t>
       </w:r>
@@ -232,7 +232,7 @@
       <w:r>
         <w:rPr>
           <w:rFonts w:ascii="Public Sans" w:hAnsi="Public Sans"/>
-          <w:color w:val="005EA2"/>
+          <w:color w:val="002436"/>
         </w:rPr>
         <w:t>Questions</w:t>
       </w:r>
@@ -244,7 +244,7 @@
       <w:r>
         <w:rPr>
           <w:rFonts w:ascii="Public Sans" w:hAnsi="Public Sans"/>
-          <w:color w:val="1B1B1B"/>
+          <w:color w:val="1F2A30"/>
         </w:rPr>
         <w:t>Rules of craft:</w:t>
       </w:r>
@@ -262,14 +262,14 @@
         <w:rPr>
           <w:rFonts w:ascii="Public Sans" w:hAnsi="Public Sans"/>
           <w:b/>
-          <w:color w:val="1B1B1B"/>
+          <w:color w:val="1F2A30"/>
         </w:rPr>
         <w:t>Screen on behavior, not identity.</w:t>
       </w:r>
       <w:r>
         <w:rPr>
           <w:rFonts w:ascii="Public Sans" w:hAnsi="Public Sans"/>
-          <w:color w:val="1B1B1B"/>
+          <w:color w:val="1F2A30"/>
         </w:rPr>
         <w:t xml:space="preserve"> "In the last 6 months, have you set up [workflow] for a team?" beats "Are you a platform engineer?" Titles vary; behavior is what the study needs.</w:t>
       </w:r>
@@ -287,14 +287,14 @@
         <w:rPr>
           <w:rFonts w:ascii="Public Sans" w:hAnsi="Public Sans"/>
           <w:b/>
-          <w:color w:val="1B1B1B"/>
+          <w:color w:val="1F2A30"/>
         </w:rPr>
         <w:t>Never reveal the desired answer.</w:t>
       </w:r>
       <w:r>
         <w:rPr>
           <w:rFonts w:ascii="Public Sans" w:hAnsi="Public Sans"/>
-          <w:color w:val="1B1B1B"/>
+          <w:color w:val="1F2A30"/>
         </w:rPr>
         <w:t xml:space="preserve"> Multiple-choice options should make the qualifying answer indistinguishable from the others. If a candidate can guess what you want to hear, some will say it.</w:t>
       </w:r>
@@ -312,14 +312,14 @@
         <w:rPr>
           <w:rFonts w:ascii="Public Sans" w:hAnsi="Public Sans"/>
           <w:b/>
-          <w:color w:val="1B1B1B"/>
+          <w:color w:val="1F2A30"/>
         </w:rPr>
         <w:t>Bound the recall window.</w:t>
       </w:r>
       <w:r>
         <w:rPr>
           <w:rFonts w:ascii="Public Sans" w:hAnsi="Public Sans"/>
-          <w:color w:val="1B1B1B"/>
+          <w:color w:val="1F2A30"/>
         </w:rPr>
         <w:t xml:space="preserve"> "In the last 6 months" rather than "ever."</w:t>
       </w:r>
@@ -337,14 +337,14 @@
         <w:rPr>
           <w:rFonts w:ascii="Public Sans" w:hAnsi="Public Sans"/>
           <w:b/>
-          <w:color w:val="1B1B1B"/>
+          <w:color w:val="1F2A30"/>
         </w:rPr>
         <w:t>Collect it once.</w:t>
       </w:r>
       <w:r>
         <w:rPr>
           <w:rFonts w:ascii="Public Sans" w:hAnsi="Public Sans"/>
-          <w:color w:val="1B1B1B"/>
+          <w:color w:val="1F2A30"/>
         </w:rPr>
         <w:t xml:space="preserve"> Anything the screener captures does not get re-asked in the session (§4.6 item 19). Whatever the guide needs, hand it to the moderator via the tracker.</w:t>
       </w:r>
@@ -362,28 +362,28 @@
         <w:rPr>
           <w:rFonts w:ascii="Public Sans" w:hAnsi="Public Sans"/>
           <w:b/>
-          <w:color w:val="1B1B1B"/>
+          <w:color w:val="1F2A30"/>
         </w:rPr>
         <w:t>For SME recruitment</w:t>
       </w:r>
       <w:r>
         <w:rPr>
           <w:rFonts w:ascii="Public Sans" w:hAnsi="Public Sans"/>
-          <w:color w:val="1B1B1B"/>
+          <w:color w:val="1F2A30"/>
         </w:rPr>
         <w:t xml:space="preserve">, screen for role and task alignment with the actual user persona, not just industry. Findings from </w:t>
       </w:r>
       <w:r>
         <w:rPr>
           <w:rFonts w:ascii="Roboto Mono" w:hAnsi="Roboto Mono"/>
-          <w:color w:val="1B1B1B"/>
+          <w:color w:val="1F2A30"/>
         </w:rPr>
         <w:t>sme-external</w:t>
       </w:r>
       <w:r>
         <w:rPr>
           <w:rFonts w:ascii="Public Sans" w:hAnsi="Public Sans"/>
-          <w:color w:val="1B1B1B"/>
+          <w:color w:val="1F2A30"/>
         </w:rPr>
         <w:t xml:space="preserve"> participants are disclosed as such, so the alignment has to be real.</w:t>
       </w:r>
@@ -392,12 +392,12 @@
       <w:pPr>
         <w:spacing w:before="0" w:after="0"/>
         <w:ind w:left="216"/>
-        <w:shd w:val="clear" w:fill="F0F0F0"/>
+        <w:shd w:val="clear" w:fill="F0F3F4"/>
       </w:pPr>
       <w:r>
         <w:rPr>
           <w:rFonts w:ascii="Roboto Mono" w:hAnsi="Roboto Mono"/>
-          <w:color w:val="1B1B1B"/>
+          <w:color w:val="1F2A30"/>
           <w:sz w:val="17"/>
         </w:rPr>
         <w:t>Q1. [screening question]</w:t>
@@ -407,12 +407,12 @@
       <w:pPr>
         <w:spacing w:before="0" w:after="0"/>
         <w:ind w:left="216"/>
-        <w:shd w:val="clear" w:fill="F0F0F0"/>
+        <w:shd w:val="clear" w:fill="F0F3F4"/>
       </w:pPr>
       <w:r>
         <w:rPr>
           <w:rFonts w:ascii="Roboto Mono" w:hAnsi="Roboto Mono"/>
-          <w:color w:val="1B1B1B"/>
+          <w:color w:val="1F2A30"/>
           <w:sz w:val="17"/>
         </w:rPr>
         <w:t xml:space="preserve">    ( ) option — qualifies</w:t>
@@ -422,12 +422,12 @@
       <w:pPr>
         <w:spacing w:before="0" w:after="0"/>
         <w:ind w:left="216"/>
-        <w:shd w:val="clear" w:fill="F0F0F0"/>
+        <w:shd w:val="clear" w:fill="F0F3F4"/>
       </w:pPr>
       <w:r>
         <w:rPr>
           <w:rFonts w:ascii="Roboto Mono" w:hAnsi="Roboto Mono"/>
-          <w:color w:val="1B1B1B"/>
+          <w:color w:val="1F2A30"/>
           <w:sz w:val="17"/>
         </w:rPr>
         <w:t xml:space="preserve">    ( ) option — disqualifies</w:t>
@@ -437,12 +437,12 @@
       <w:pPr>
         <w:spacing w:before="0" w:after="0"/>
         <w:ind w:left="216"/>
-        <w:shd w:val="clear" w:fill="F0F0F0"/>
+        <w:shd w:val="clear" w:fill="F0F3F4"/>
       </w:pPr>
       <w:r>
         <w:rPr>
           <w:rFonts w:ascii="Roboto Mono" w:hAnsi="Roboto Mono"/>
-          <w:color w:val="1B1B1B"/>
+          <w:color w:val="1F2A30"/>
           <w:sz w:val="17"/>
         </w:rPr>
         <w:t xml:space="preserve">    ( ) option — disqualifies</w:t>
@@ -462,7 +462,7 @@
       <w:r>
         <w:rPr>
           <w:rFonts w:ascii="Public Sans" w:hAnsi="Public Sans"/>
-          <w:color w:val="005EA2"/>
+          <w:color w:val="002436"/>
         </w:rPr>
         <w:t>Handling responses</w:t>
       </w:r>
@@ -475,7 +475,7 @@
       <w:r>
         <w:rPr>
           <w:rFonts w:ascii="Public Sans" w:hAnsi="Public Sans"/>
-          <w:color w:val="1B1B1B"/>
+          <w:color w:val="1F2A30"/>
         </w:rPr>
         <w:t>Where responses are stored, who can see them, and the retention period (consistent with plan §14).</w:t>
       </w:r>
@@ -488,7 +488,7 @@
       <w:r>
         <w:rPr>
           <w:rFonts w:ascii="Public Sans" w:hAnsi="Public Sans"/>
-          <w:color w:val="1B1B1B"/>
+          <w:color w:val="1F2A30"/>
         </w:rPr>
         <w:t>What disqualified candidates are told. Thank them; do not tell them why they did not qualify, which teaches future candidates the answers.</w:t>
       </w:r>
@@ -501,7 +501,7 @@
       <w:r>
         <w:rPr>
           <w:rFonts w:ascii="Public Sans" w:hAnsi="Public Sans"/>
-          <w:color w:val="1B1B1B"/>
+          <w:color w:val="1F2A30"/>
         </w:rPr>
         <w:t>Qualified candidates go into the participant tracker with a P-ID assigned at entry. From this point on, the tracker is the only place identity and P-ID meet.</w:t>
       </w:r>
@@ -514,7 +514,7 @@
         <w:rPr>
           <w:rFonts w:ascii="Public Sans" w:hAnsi="Public Sans"/>
           <w:i/>
-          <w:color w:val="1B1B1B"/>
+          <w:color w:val="1F2A30"/>
         </w:rPr>
         <w:t>Part of the Dr. Morgan UX research suite.</w:t>
       </w:r>
@@ -544,7 +544,7 @@
       <w:rPr>
         <w:rFonts w:ascii="Public Sans" w:hAnsi="Public Sans"/>
         <w:i/>
-        <w:color w:val="565C65"/>
+        <w:color w:val="5C6670"/>
         <w:sz w:val="18"/>
       </w:rPr>
       <w:t>Dr. Morgan UX research suite · template</w:t>
@@ -555,7 +555,7 @@
     <w:r>
       <w:rPr>
         <w:rFonts w:ascii="Public Sans" w:hAnsi="Public Sans"/>
-        <w:color w:val="565C65"/>
+        <w:color w:val="5C6670"/>
         <w:sz w:val="18"/>
       </w:rPr>
       <w:t xml:space="preserve">Page </w:t>
@@ -563,7 +563,7 @@
     <w:r>
       <w:rPr>
         <w:rFonts w:ascii="Public Sans" w:hAnsi="Public Sans"/>
-        <w:color w:val="565C65"/>
+        <w:color w:val="5C6670"/>
         <w:sz w:val="18"/>
       </w:rPr>
       <w:fldChar w:fldCharType="begin"/>
@@ -581,14 +581,14 @@
       <w:pStyle w:val="Header"/>
       <w:spacing w:after="0"/>
       <w:pBdr>
-        <w:bottom w:val="single" w:sz="4" w:space="4" w:color="005EA2"/>
+        <w:bottom w:val="single" w:sz="4" w:space="4" w:color="002436"/>
       </w:pBdr>
     </w:pPr>
     <w:r>
       <w:rPr>
         <w:rFonts w:ascii="Public Sans" w:hAnsi="Public Sans"/>
         <w:b/>
-        <w:color w:val="005EA2"/>
+        <w:color w:val="002436"/>
         <w:sz w:val="18"/>
       </w:rPr>
       <w:t>UX Research</w:t>
@@ -980,7 +980,7 @@
     </w:pPr>
     <w:rPr>
       <w:rFonts w:ascii="Public Sans" w:hAnsi="Public Sans"/>
-      <w:color w:val="1B1B1B"/>
+      <w:color w:val="1F2A30"/>
       <w:sz w:val="22"/>
     </w:rPr>
   </w:style>
